--- a/Chapter_8_VLAN_Principles/Chapter_8_VLAN_Principles.docx
+++ b/Chapter_8_VLAN_Principles/Chapter_8_VLAN_Principles.docx
@@ -421,13 +421,7 @@
         </w:numPr>
       </w:pPr>
       <w:r>
-        <w:t xml:space="preserve">For access port: </w:t>
-      </w:r>
-      <w:r>
-        <w:t xml:space="preserve">if VID of frame == PVID, can </w:t>
-      </w:r>
-      <w:r>
-        <w:t>exit out of port</w:t>
+        <w:t>For access port: if VID of frame == PVID, can exit out of port</w:t>
       </w:r>
     </w:p>
     <w:p>
@@ -439,19 +433,7 @@
         </w:numPr>
       </w:pPr>
       <w:r>
-        <w:t xml:space="preserve">For trunk port: if VID of frame == port trunk allowed-pass VLAN XX, can </w:t>
-      </w:r>
-      <w:r>
-        <w:t>exit</w:t>
-      </w:r>
-      <w:r>
-        <w:t xml:space="preserve"> </w:t>
-      </w:r>
-      <w:r>
-        <w:t>out of</w:t>
-      </w:r>
-      <w:r>
-        <w:t xml:space="preserve"> port</w:t>
+        <w:t>For trunk port: if VID of frame == port trunk allowed-pass VLAN XX, can exit out of port</w:t>
       </w:r>
     </w:p>
     <w:p>
@@ -463,19 +445,7 @@
         </w:numPr>
       </w:pPr>
       <w:r>
-        <w:t xml:space="preserve">For hybrid port: if VID of frame = tagged or untagged list, can </w:t>
-      </w:r>
-      <w:r>
-        <w:t>exit</w:t>
-      </w:r>
-      <w:r>
-        <w:t xml:space="preserve"> </w:t>
-      </w:r>
-      <w:r>
-        <w:t>out of</w:t>
-      </w:r>
-      <w:r>
-        <w:t xml:space="preserve"> port</w:t>
+        <w:t>For hybrid port: if VID of frame = tagged or untagged list, can exit out of port</w:t>
       </w:r>
     </w:p>
     <w:p>
@@ -499,13 +469,7 @@
         </w:numPr>
       </w:pPr>
       <w:r>
-        <w:t xml:space="preserve">For access port, </w:t>
-      </w:r>
-      <w:r>
-        <w:t>if VID of frame == PVID</w:t>
-      </w:r>
-      <w:r>
-        <w:t>, strip off the tag</w:t>
+        <w:t>For access port, if VID of frame == PVID, strip off the tag</w:t>
       </w:r>
     </w:p>
     <w:p>
@@ -517,16 +481,7 @@
         </w:numPr>
       </w:pPr>
       <w:r>
-        <w:t>For trunk port:</w:t>
-      </w:r>
-      <w:r>
-        <w:t xml:space="preserve"> </w:t>
-      </w:r>
-      <w:r>
-        <w:t>if VID of frame == PVID, strip off the tag</w:t>
-      </w:r>
-      <w:r>
-        <w:t>. Otherwise, remain tagged.</w:t>
+        <w:t>For trunk port: if VID of frame == PVID, strip off the tag. Otherwise, remain tagged.</w:t>
       </w:r>
     </w:p>
     <w:p>
@@ -538,19 +493,7 @@
         </w:numPr>
       </w:pPr>
       <w:r>
-        <w:t xml:space="preserve">For hybrid port: if VID of frame = </w:t>
-      </w:r>
-      <w:r>
-        <w:t>un</w:t>
-      </w:r>
-      <w:r>
-        <w:t>tagged</w:t>
-      </w:r>
-      <w:r>
-        <w:t xml:space="preserve">, strip off the tag. </w:t>
-      </w:r>
-      <w:r>
-        <w:t>Otherwise, remain tagged.</w:t>
+        <w:t>For hybrid port: if VID of frame = untagged, strip off the tag. Otherwise, remain tagged.</w:t>
       </w:r>
     </w:p>
     <w:p>
@@ -559,9 +502,175 @@
         <w:ind w:left="2160"/>
       </w:pPr>
     </w:p>
+    <w:p>
+      <w:r>
+        <w:rPr>
+          <w:noProof/>
+        </w:rPr>
+        <w:drawing>
+          <wp:inline distT="0" distB="0" distL="0" distR="0" wp14:anchorId="0F46C2FA" wp14:editId="1A91B1D1">
+            <wp:extent cx="6840855" cy="4110990"/>
+            <wp:effectExtent l="0" t="0" r="0" b="3810"/>
+            <wp:docPr id="1" name="Picture 1"/>
+            <wp:cNvGraphicFramePr>
+              <a:graphicFrameLocks xmlns:a="http://schemas.openxmlformats.org/drawingml/2006/main" noChangeAspect="1"/>
+            </wp:cNvGraphicFramePr>
+            <a:graphic xmlns:a="http://schemas.openxmlformats.org/drawingml/2006/main">
+              <a:graphicData uri="http://schemas.openxmlformats.org/drawingml/2006/picture">
+                <pic:pic xmlns:pic="http://schemas.openxmlformats.org/drawingml/2006/picture">
+                  <pic:nvPicPr>
+                    <pic:cNvPr id="0" name="Picture 1"/>
+                    <pic:cNvPicPr>
+                      <a:picLocks noChangeAspect="1" noChangeArrowheads="1"/>
+                    </pic:cNvPicPr>
+                  </pic:nvPicPr>
+                  <pic:blipFill>
+                    <a:blip r:embed="rId12">
+                      <a:extLst>
+                        <a:ext uri="{28A0092B-C50C-407E-A947-70E740481C1C}">
+                          <a14:useLocalDpi xmlns:a14="http://schemas.microsoft.com/office/drawing/2010/main" val="0"/>
+                        </a:ext>
+                      </a:extLst>
+                    </a:blip>
+                    <a:srcRect/>
+                    <a:stretch>
+                      <a:fillRect/>
+                    </a:stretch>
+                  </pic:blipFill>
+                  <pic:spPr bwMode="auto">
+                    <a:xfrm>
+                      <a:off x="0" y="0"/>
+                      <a:ext cx="6840855" cy="4110990"/>
+                    </a:xfrm>
+                    <a:prstGeom prst="rect">
+                      <a:avLst/>
+                    </a:prstGeom>
+                    <a:noFill/>
+                    <a:ln>
+                      <a:noFill/>
+                    </a:ln>
+                  </pic:spPr>
+                </pic:pic>
+              </a:graphicData>
+            </a:graphic>
+          </wp:inline>
+        </w:drawing>
+      </w:r>
+    </w:p>
+    <w:p>
+      <w:r>
+        <w:rPr>
+          <w:noProof/>
+        </w:rPr>
+        <w:lastRenderedPageBreak/>
+        <w:drawing>
+          <wp:inline distT="0" distB="0" distL="0" distR="0" wp14:anchorId="2E550723" wp14:editId="7ADC227B">
+            <wp:extent cx="6834505" cy="2329815"/>
+            <wp:effectExtent l="0" t="0" r="4445" b="0"/>
+            <wp:docPr id="2" name="Picture 2"/>
+            <wp:cNvGraphicFramePr>
+              <a:graphicFrameLocks xmlns:a="http://schemas.openxmlformats.org/drawingml/2006/main" noChangeAspect="1"/>
+            </wp:cNvGraphicFramePr>
+            <a:graphic xmlns:a="http://schemas.openxmlformats.org/drawingml/2006/main">
+              <a:graphicData uri="http://schemas.openxmlformats.org/drawingml/2006/picture">
+                <pic:pic xmlns:pic="http://schemas.openxmlformats.org/drawingml/2006/picture">
+                  <pic:nvPicPr>
+                    <pic:cNvPr id="0" name="Picture 3"/>
+                    <pic:cNvPicPr>
+                      <a:picLocks noChangeAspect="1" noChangeArrowheads="1"/>
+                    </pic:cNvPicPr>
+                  </pic:nvPicPr>
+                  <pic:blipFill>
+                    <a:blip r:embed="rId13">
+                      <a:extLst>
+                        <a:ext uri="{28A0092B-C50C-407E-A947-70E740481C1C}">
+                          <a14:useLocalDpi xmlns:a14="http://schemas.microsoft.com/office/drawing/2010/main" val="0"/>
+                        </a:ext>
+                      </a:extLst>
+                    </a:blip>
+                    <a:srcRect/>
+                    <a:stretch>
+                      <a:fillRect/>
+                    </a:stretch>
+                  </pic:blipFill>
+                  <pic:spPr bwMode="auto">
+                    <a:xfrm>
+                      <a:off x="0" y="0"/>
+                      <a:ext cx="6834505" cy="2329815"/>
+                    </a:xfrm>
+                    <a:prstGeom prst="rect">
+                      <a:avLst/>
+                    </a:prstGeom>
+                    <a:noFill/>
+                    <a:ln>
+                      <a:noFill/>
+                    </a:ln>
+                  </pic:spPr>
+                </pic:pic>
+              </a:graphicData>
+            </a:graphic>
+          </wp:inline>
+        </w:drawing>
+      </w:r>
+    </w:p>
+    <w:p>
+      <w:r>
+        <w:rPr>
+          <w:noProof/>
+        </w:rPr>
+        <w:drawing>
+          <wp:inline distT="0" distB="0" distL="0" distR="0" wp14:anchorId="65D9EF44" wp14:editId="5533C6E3">
+            <wp:extent cx="6840855" cy="2607945"/>
+            <wp:effectExtent l="0" t="0" r="0" b="1905"/>
+            <wp:docPr id="3" name="Picture 3"/>
+            <wp:cNvGraphicFramePr>
+              <a:graphicFrameLocks xmlns:a="http://schemas.openxmlformats.org/drawingml/2006/main" noChangeAspect="1"/>
+            </wp:cNvGraphicFramePr>
+            <a:graphic xmlns:a="http://schemas.openxmlformats.org/drawingml/2006/main">
+              <a:graphicData uri="http://schemas.openxmlformats.org/drawingml/2006/picture">
+                <pic:pic xmlns:pic="http://schemas.openxmlformats.org/drawingml/2006/picture">
+                  <pic:nvPicPr>
+                    <pic:cNvPr id="0" name="Picture 4"/>
+                    <pic:cNvPicPr>
+                      <a:picLocks noChangeAspect="1" noChangeArrowheads="1"/>
+                    </pic:cNvPicPr>
+                  </pic:nvPicPr>
+                  <pic:blipFill>
+                    <a:blip r:embed="rId14">
+                      <a:extLst>
+                        <a:ext uri="{28A0092B-C50C-407E-A947-70E740481C1C}">
+                          <a14:useLocalDpi xmlns:a14="http://schemas.microsoft.com/office/drawing/2010/main" val="0"/>
+                        </a:ext>
+                      </a:extLst>
+                    </a:blip>
+                    <a:srcRect/>
+                    <a:stretch>
+                      <a:fillRect/>
+                    </a:stretch>
+                  </pic:blipFill>
+                  <pic:spPr bwMode="auto">
+                    <a:xfrm>
+                      <a:off x="0" y="0"/>
+                      <a:ext cx="6840855" cy="2607945"/>
+                    </a:xfrm>
+                    <a:prstGeom prst="rect">
+                      <a:avLst/>
+                    </a:prstGeom>
+                    <a:noFill/>
+                    <a:ln>
+                      <a:noFill/>
+                    </a:ln>
+                  </pic:spPr>
+                </pic:pic>
+              </a:graphicData>
+            </a:graphic>
+          </wp:inline>
+        </w:drawing>
+      </w:r>
+    </w:p>
     <w:p/>
     <w:sectPr>
-      <w:headerReference w:type="default" r:id="rId12"/>
+      <w:headerReference w:type="default" r:id="rId15"/>
       <w:pgSz w:w="11906" w:h="16838"/>
       <w:pgMar w:top="1440" w:right="566" w:bottom="1440" w:left="567" w:header="708" w:footer="708" w:gutter="0"/>
       <w:cols w:space="708"/>

--- a/Chapter_8_VLAN_Principles/Chapter_8_VLAN_Principles.docx
+++ b/Chapter_8_VLAN_Principles/Chapter_8_VLAN_Principles.docx
@@ -497,72 +497,10 @@
       </w:r>
     </w:p>
     <w:p>
-      <w:pPr>
-        <w:pStyle w:val="ListParagraph"/>
-        <w:ind w:left="2160"/>
-      </w:pPr>
-    </w:p>
-    <w:p>
       <w:r>
         <w:rPr>
           <w:noProof/>
         </w:rPr>
-        <w:drawing>
-          <wp:inline distT="0" distB="0" distL="0" distR="0" wp14:anchorId="0F46C2FA" wp14:editId="1A91B1D1">
-            <wp:extent cx="6840855" cy="4110990"/>
-            <wp:effectExtent l="0" t="0" r="0" b="3810"/>
-            <wp:docPr id="1" name="Picture 1"/>
-            <wp:cNvGraphicFramePr>
-              <a:graphicFrameLocks xmlns:a="http://schemas.openxmlformats.org/drawingml/2006/main" noChangeAspect="1"/>
-            </wp:cNvGraphicFramePr>
-            <a:graphic xmlns:a="http://schemas.openxmlformats.org/drawingml/2006/main">
-              <a:graphicData uri="http://schemas.openxmlformats.org/drawingml/2006/picture">
-                <pic:pic xmlns:pic="http://schemas.openxmlformats.org/drawingml/2006/picture">
-                  <pic:nvPicPr>
-                    <pic:cNvPr id="0" name="Picture 1"/>
-                    <pic:cNvPicPr>
-                      <a:picLocks noChangeAspect="1" noChangeArrowheads="1"/>
-                    </pic:cNvPicPr>
-                  </pic:nvPicPr>
-                  <pic:blipFill>
-                    <a:blip r:embed="rId12">
-                      <a:extLst>
-                        <a:ext uri="{28A0092B-C50C-407E-A947-70E740481C1C}">
-                          <a14:useLocalDpi xmlns:a14="http://schemas.microsoft.com/office/drawing/2010/main" val="0"/>
-                        </a:ext>
-                      </a:extLst>
-                    </a:blip>
-                    <a:srcRect/>
-                    <a:stretch>
-                      <a:fillRect/>
-                    </a:stretch>
-                  </pic:blipFill>
-                  <pic:spPr bwMode="auto">
-                    <a:xfrm>
-                      <a:off x="0" y="0"/>
-                      <a:ext cx="6840855" cy="4110990"/>
-                    </a:xfrm>
-                    <a:prstGeom prst="rect">
-                      <a:avLst/>
-                    </a:prstGeom>
-                    <a:noFill/>
-                    <a:ln>
-                      <a:noFill/>
-                    </a:ln>
-                  </pic:spPr>
-                </pic:pic>
-              </a:graphicData>
-            </a:graphic>
-          </wp:inline>
-        </w:drawing>
-      </w:r>
-    </w:p>
-    <w:p>
-      <w:r>
-        <w:rPr>
-          <w:noProof/>
-        </w:rPr>
-        <w:lastRenderedPageBreak/>
         <w:drawing>
           <wp:inline distT="0" distB="0" distL="0" distR="0" wp14:anchorId="2E550723" wp14:editId="7ADC227B">
             <wp:extent cx="6834505" cy="2329815"/>
@@ -581,7 +519,7 @@
                     </pic:cNvPicPr>
                   </pic:nvPicPr>
                   <pic:blipFill>
-                    <a:blip r:embed="rId13">
+                    <a:blip r:embed="rId12">
                       <a:extLst>
                         <a:ext uri="{28A0092B-C50C-407E-A947-70E740481C1C}">
                           <a14:useLocalDpi xmlns:a14="http://schemas.microsoft.com/office/drawing/2010/main" val="0"/>
@@ -636,7 +574,7 @@
                     </pic:cNvPicPr>
                   </pic:nvPicPr>
                   <pic:blipFill>
-                    <a:blip r:embed="rId14">
+                    <a:blip r:embed="rId13">
                       <a:extLst>
                         <a:ext uri="{28A0092B-C50C-407E-A947-70E740481C1C}">
                           <a14:useLocalDpi xmlns:a14="http://schemas.microsoft.com/office/drawing/2010/main" val="0"/>
@@ -669,8 +607,623 @@
       </w:r>
     </w:p>
     <w:p/>
+    <w:p>
+      <w:r>
+        <w:rPr>
+          <w:noProof/>
+        </w:rPr>
+        <w:lastRenderedPageBreak/>
+        <w:drawing>
+          <wp:inline distT="0" distB="0" distL="0" distR="0" wp14:anchorId="7EE256C3" wp14:editId="69269535">
+            <wp:extent cx="6832600" cy="4097655"/>
+            <wp:effectExtent l="0" t="0" r="6350" b="0"/>
+            <wp:docPr id="4" name="Picture 4"/>
+            <wp:cNvGraphicFramePr>
+              <a:graphicFrameLocks xmlns:a="http://schemas.openxmlformats.org/drawingml/2006/main" noChangeAspect="1"/>
+            </wp:cNvGraphicFramePr>
+            <a:graphic xmlns:a="http://schemas.openxmlformats.org/drawingml/2006/main">
+              <a:graphicData uri="http://schemas.openxmlformats.org/drawingml/2006/picture">
+                <pic:pic xmlns:pic="http://schemas.openxmlformats.org/drawingml/2006/picture">
+                  <pic:nvPicPr>
+                    <pic:cNvPr id="0" name="Picture 1"/>
+                    <pic:cNvPicPr>
+                      <a:picLocks noChangeAspect="1" noChangeArrowheads="1"/>
+                    </pic:cNvPicPr>
+                  </pic:nvPicPr>
+                  <pic:blipFill>
+                    <a:blip r:embed="rId14">
+                      <a:extLst>
+                        <a:ext uri="{28A0092B-C50C-407E-A947-70E740481C1C}">
+                          <a14:useLocalDpi xmlns:a14="http://schemas.microsoft.com/office/drawing/2010/main" val="0"/>
+                        </a:ext>
+                      </a:extLst>
+                    </a:blip>
+                    <a:srcRect/>
+                    <a:stretch>
+                      <a:fillRect/>
+                    </a:stretch>
+                  </pic:blipFill>
+                  <pic:spPr bwMode="auto">
+                    <a:xfrm>
+                      <a:off x="0" y="0"/>
+                      <a:ext cx="6832600" cy="4097655"/>
+                    </a:xfrm>
+                    <a:prstGeom prst="rect">
+                      <a:avLst/>
+                    </a:prstGeom>
+                    <a:noFill/>
+                    <a:ln>
+                      <a:noFill/>
+                    </a:ln>
+                  </pic:spPr>
+                </pic:pic>
+              </a:graphicData>
+            </a:graphic>
+          </wp:inline>
+        </w:drawing>
+      </w:r>
+      <w:hyperlink r:id="rId15" w:history="1">
+        <w:r>
+          <w:rPr>
+            <w:rStyle w:val="Hyperlink"/>
+          </w:rPr>
+          <w:t>https://support.huawei.com/enterprise/en/doc/EDOC1100096312/a0f4f7e4/port-trunk-allow-pass-vlan</w:t>
+        </w:r>
+      </w:hyperlink>
+    </w:p>
+    <w:p>
+      <w:r>
+        <w:rPr>
+          <w:noProof/>
+        </w:rPr>
+        <w:drawing>
+          <wp:inline distT="0" distB="0" distL="0" distR="0" wp14:anchorId="74CCB6F0" wp14:editId="378425CC">
+            <wp:extent cx="6832600" cy="2057400"/>
+            <wp:effectExtent l="0" t="0" r="6350" b="0"/>
+            <wp:docPr id="5" name="Picture 5"/>
+            <wp:cNvGraphicFramePr>
+              <a:graphicFrameLocks xmlns:a="http://schemas.openxmlformats.org/drawingml/2006/main" noChangeAspect="1"/>
+            </wp:cNvGraphicFramePr>
+            <a:graphic xmlns:a="http://schemas.openxmlformats.org/drawingml/2006/main">
+              <a:graphicData uri="http://schemas.openxmlformats.org/drawingml/2006/picture">
+                <pic:pic xmlns:pic="http://schemas.openxmlformats.org/drawingml/2006/picture">
+                  <pic:nvPicPr>
+                    <pic:cNvPr id="0" name="Picture 2"/>
+                    <pic:cNvPicPr>
+                      <a:picLocks noChangeAspect="1" noChangeArrowheads="1"/>
+                    </pic:cNvPicPr>
+                  </pic:nvPicPr>
+                  <pic:blipFill>
+                    <a:blip r:embed="rId16">
+                      <a:extLst>
+                        <a:ext uri="{28A0092B-C50C-407E-A947-70E740481C1C}">
+                          <a14:useLocalDpi xmlns:a14="http://schemas.microsoft.com/office/drawing/2010/main" val="0"/>
+                        </a:ext>
+                      </a:extLst>
+                    </a:blip>
+                    <a:srcRect/>
+                    <a:stretch>
+                      <a:fillRect/>
+                    </a:stretch>
+                  </pic:blipFill>
+                  <pic:spPr bwMode="auto">
+                    <a:xfrm>
+                      <a:off x="0" y="0"/>
+                      <a:ext cx="6832600" cy="2057400"/>
+                    </a:xfrm>
+                    <a:prstGeom prst="rect">
+                      <a:avLst/>
+                    </a:prstGeom>
+                    <a:noFill/>
+                    <a:ln>
+                      <a:noFill/>
+                    </a:ln>
+                  </pic:spPr>
+                </pic:pic>
+              </a:graphicData>
+            </a:graphic>
+          </wp:inline>
+        </w:drawing>
+      </w:r>
+    </w:p>
+    <w:p/>
+    <w:p/>
+    <w:p/>
+    <w:p>
+      <w:r>
+        <w:rPr>
+          <w:noProof/>
+        </w:rPr>
+        <w:lastRenderedPageBreak/>
+        <w:drawing>
+          <wp:inline distT="0" distB="0" distL="0" distR="0" wp14:anchorId="0700E4C2" wp14:editId="298350EB">
+            <wp:extent cx="6832600" cy="4351655"/>
+            <wp:effectExtent l="0" t="0" r="6350" b="0"/>
+            <wp:docPr id="6" name="Picture 6"/>
+            <wp:cNvGraphicFramePr>
+              <a:graphicFrameLocks xmlns:a="http://schemas.openxmlformats.org/drawingml/2006/main" noChangeAspect="1"/>
+            </wp:cNvGraphicFramePr>
+            <a:graphic xmlns:a="http://schemas.openxmlformats.org/drawingml/2006/main">
+              <a:graphicData uri="http://schemas.openxmlformats.org/drawingml/2006/picture">
+                <pic:pic xmlns:pic="http://schemas.openxmlformats.org/drawingml/2006/picture">
+                  <pic:nvPicPr>
+                    <pic:cNvPr id="0" name="Picture 3"/>
+                    <pic:cNvPicPr>
+                      <a:picLocks noChangeAspect="1" noChangeArrowheads="1"/>
+                    </pic:cNvPicPr>
+                  </pic:nvPicPr>
+                  <pic:blipFill>
+                    <a:blip r:embed="rId17">
+                      <a:extLst>
+                        <a:ext uri="{28A0092B-C50C-407E-A947-70E740481C1C}">
+                          <a14:useLocalDpi xmlns:a14="http://schemas.microsoft.com/office/drawing/2010/main" val="0"/>
+                        </a:ext>
+                      </a:extLst>
+                    </a:blip>
+                    <a:srcRect/>
+                    <a:stretch>
+                      <a:fillRect/>
+                    </a:stretch>
+                  </pic:blipFill>
+                  <pic:spPr bwMode="auto">
+                    <a:xfrm>
+                      <a:off x="0" y="0"/>
+                      <a:ext cx="6832600" cy="4351655"/>
+                    </a:xfrm>
+                    <a:prstGeom prst="rect">
+                      <a:avLst/>
+                    </a:prstGeom>
+                    <a:noFill/>
+                    <a:ln>
+                      <a:noFill/>
+                    </a:ln>
+                  </pic:spPr>
+                </pic:pic>
+              </a:graphicData>
+            </a:graphic>
+          </wp:inline>
+        </w:drawing>
+      </w:r>
+    </w:p>
+    <w:p>
+      <w:hyperlink r:id="rId18" w:history="1">
+        <w:r>
+          <w:rPr>
+            <w:rStyle w:val="Hyperlink"/>
+          </w:rPr>
+          <w:t>https://support.huawei.com/enterprise/en/doc/EDOC1100064351/923935bf/port-hybrid-untagged-vlan</w:t>
+        </w:r>
+      </w:hyperlink>
+    </w:p>
+    <w:p/>
+    <w:p/>
+    <w:p/>
+    <w:p/>
+    <w:p/>
+    <w:p/>
+    <w:p/>
+    <w:p/>
+    <w:p/>
+    <w:p/>
+    <w:p>
+      <w:pPr>
+        <w:rPr>
+          <w:noProof/>
+        </w:rPr>
+      </w:pPr>
+    </w:p>
+    <w:p>
+      <w:pPr>
+        <w:rPr>
+          <w:noProof/>
+        </w:rPr>
+      </w:pPr>
+    </w:p>
+    <w:p>
+      <w:pPr>
+        <w:rPr>
+          <w:noProof/>
+        </w:rPr>
+      </w:pPr>
+    </w:p>
+    <w:p>
+      <w:pPr>
+        <w:rPr>
+          <w:noProof/>
+        </w:rPr>
+      </w:pPr>
+    </w:p>
+    <w:p>
+      <w:pPr>
+        <w:rPr>
+          <w:b/>
+          <w:bCs/>
+          <w:noProof/>
+          <w:sz w:val="32"/>
+          <w:szCs w:val="32"/>
+        </w:rPr>
+      </w:pPr>
+      <w:r>
+        <w:rPr>
+          <w:b/>
+          <w:bCs/>
+          <w:noProof/>
+          <w:sz w:val="32"/>
+          <w:szCs w:val="32"/>
+        </w:rPr>
+        <w:lastRenderedPageBreak/>
+        <w:t xml:space="preserve">Setting PVID of access port </w:t>
+      </w:r>
+    </w:p>
+    <w:p>
+      <w:r>
+        <w:rPr>
+          <w:noProof/>
+        </w:rPr>
+        <w:drawing>
+          <wp:inline distT="0" distB="0" distL="0" distR="0" wp14:anchorId="072880D4" wp14:editId="17842440">
+            <wp:extent cx="6832600" cy="1760855"/>
+            <wp:effectExtent l="0" t="0" r="6350" b="0"/>
+            <wp:docPr id="10" name="Picture 10"/>
+            <wp:cNvGraphicFramePr>
+              <a:graphicFrameLocks xmlns:a="http://schemas.openxmlformats.org/drawingml/2006/main" noChangeAspect="1"/>
+            </wp:cNvGraphicFramePr>
+            <a:graphic xmlns:a="http://schemas.openxmlformats.org/drawingml/2006/main">
+              <a:graphicData uri="http://schemas.openxmlformats.org/drawingml/2006/picture">
+                <pic:pic xmlns:pic="http://schemas.openxmlformats.org/drawingml/2006/picture">
+                  <pic:nvPicPr>
+                    <pic:cNvPr id="0" name="Picture 7"/>
+                    <pic:cNvPicPr>
+                      <a:picLocks noChangeAspect="1" noChangeArrowheads="1"/>
+                    </pic:cNvPicPr>
+                  </pic:nvPicPr>
+                  <pic:blipFill>
+                    <a:blip r:embed="rId19">
+                      <a:extLst>
+                        <a:ext uri="{28A0092B-C50C-407E-A947-70E740481C1C}">
+                          <a14:useLocalDpi xmlns:a14="http://schemas.microsoft.com/office/drawing/2010/main" val="0"/>
+                        </a:ext>
+                      </a:extLst>
+                    </a:blip>
+                    <a:srcRect/>
+                    <a:stretch>
+                      <a:fillRect/>
+                    </a:stretch>
+                  </pic:blipFill>
+                  <pic:spPr bwMode="auto">
+                    <a:xfrm>
+                      <a:off x="0" y="0"/>
+                      <a:ext cx="6832600" cy="1760855"/>
+                    </a:xfrm>
+                    <a:prstGeom prst="rect">
+                      <a:avLst/>
+                    </a:prstGeom>
+                    <a:noFill/>
+                    <a:ln>
+                      <a:noFill/>
+                    </a:ln>
+                  </pic:spPr>
+                </pic:pic>
+              </a:graphicData>
+            </a:graphic>
+          </wp:inline>
+        </w:drawing>
+      </w:r>
+      <w:hyperlink r:id="rId20" w:history="1">
+        <w:r>
+          <w:rPr>
+            <w:rStyle w:val="Hyperlink"/>
+          </w:rPr>
+          <w:t>https://support.huawei.com/enterprise/en/doc/EDOC1100277028/6907bedb/default-vlan</w:t>
+        </w:r>
+      </w:hyperlink>
+    </w:p>
+    <w:p>
+      <w:r>
+        <w:rPr>
+          <w:noProof/>
+        </w:rPr>
+        <w:drawing>
+          <wp:inline distT="0" distB="0" distL="0" distR="0" wp14:anchorId="4A376BA5" wp14:editId="4D46DD91">
+            <wp:extent cx="6840855" cy="3674745"/>
+            <wp:effectExtent l="0" t="0" r="0" b="1905"/>
+            <wp:docPr id="11" name="Picture 11"/>
+            <wp:cNvGraphicFramePr>
+              <a:graphicFrameLocks xmlns:a="http://schemas.openxmlformats.org/drawingml/2006/main" noChangeAspect="1"/>
+            </wp:cNvGraphicFramePr>
+            <a:graphic xmlns:a="http://schemas.openxmlformats.org/drawingml/2006/main">
+              <a:graphicData uri="http://schemas.openxmlformats.org/drawingml/2006/picture">
+                <pic:pic xmlns:pic="http://schemas.openxmlformats.org/drawingml/2006/picture">
+                  <pic:nvPicPr>
+                    <pic:cNvPr id="0" name="Picture 8"/>
+                    <pic:cNvPicPr>
+                      <a:picLocks noChangeAspect="1" noChangeArrowheads="1"/>
+                    </pic:cNvPicPr>
+                  </pic:nvPicPr>
+                  <pic:blipFill>
+                    <a:blip r:embed="rId21">
+                      <a:extLst>
+                        <a:ext uri="{28A0092B-C50C-407E-A947-70E740481C1C}">
+                          <a14:useLocalDpi xmlns:a14="http://schemas.microsoft.com/office/drawing/2010/main" val="0"/>
+                        </a:ext>
+                      </a:extLst>
+                    </a:blip>
+                    <a:srcRect/>
+                    <a:stretch>
+                      <a:fillRect/>
+                    </a:stretch>
+                  </pic:blipFill>
+                  <pic:spPr bwMode="auto">
+                    <a:xfrm>
+                      <a:off x="0" y="0"/>
+                      <a:ext cx="6840855" cy="3674745"/>
+                    </a:xfrm>
+                    <a:prstGeom prst="rect">
+                      <a:avLst/>
+                    </a:prstGeom>
+                    <a:noFill/>
+                    <a:ln>
+                      <a:noFill/>
+                    </a:ln>
+                  </pic:spPr>
+                </pic:pic>
+              </a:graphicData>
+            </a:graphic>
+          </wp:inline>
+        </w:drawing>
+      </w:r>
+    </w:p>
+    <w:p>
+      <w:hyperlink r:id="rId22" w:history="1">
+        <w:r>
+          <w:rPr>
+            <w:rStyle w:val="Hyperlink"/>
+          </w:rPr>
+          <w:t>https://support.huawei.com/enterprise/en/doc/EDOC1000141870/e2b68f76/example-for-configuring-interface-based-vlan-assignment-access-device-used-as-the-gateway</w:t>
+        </w:r>
+      </w:hyperlink>
+    </w:p>
+    <w:p/>
+    <w:p/>
+    <w:p/>
+    <w:p/>
+    <w:p/>
+    <w:p/>
+    <w:p>
+      <w:pPr>
+        <w:rPr>
+          <w:b/>
+          <w:bCs/>
+          <w:noProof/>
+          <w:sz w:val="32"/>
+          <w:szCs w:val="32"/>
+        </w:rPr>
+      </w:pPr>
+    </w:p>
+    <w:p>
+      <w:pPr>
+        <w:rPr>
+          <w:b/>
+          <w:bCs/>
+          <w:noProof/>
+          <w:sz w:val="32"/>
+          <w:szCs w:val="32"/>
+        </w:rPr>
+      </w:pPr>
+      <w:r>
+        <w:rPr>
+          <w:b/>
+          <w:bCs/>
+          <w:noProof/>
+          <w:sz w:val="32"/>
+          <w:szCs w:val="32"/>
+        </w:rPr>
+        <w:lastRenderedPageBreak/>
+        <w:t xml:space="preserve">Setting PVID of </w:t>
+      </w:r>
+      <w:r>
+        <w:rPr>
+          <w:b/>
+          <w:bCs/>
+          <w:noProof/>
+          <w:sz w:val="32"/>
+          <w:szCs w:val="32"/>
+        </w:rPr>
+        <w:t>trunk</w:t>
+      </w:r>
+      <w:r>
+        <w:rPr>
+          <w:b/>
+          <w:bCs/>
+          <w:noProof/>
+          <w:sz w:val="32"/>
+          <w:szCs w:val="32"/>
+        </w:rPr>
+        <w:t xml:space="preserve"> port </w:t>
+      </w:r>
+    </w:p>
+    <w:p>
+      <w:r>
+        <w:rPr>
+          <w:noProof/>
+        </w:rPr>
+        <w:drawing>
+          <wp:inline distT="0" distB="0" distL="0" distR="0" wp14:anchorId="13311750" wp14:editId="29E20DDD">
+            <wp:extent cx="6341533" cy="2860173"/>
+            <wp:effectExtent l="0" t="0" r="2540" b="0"/>
+            <wp:docPr id="12" name="Picture 12"/>
+            <wp:cNvGraphicFramePr>
+              <a:graphicFrameLocks xmlns:a="http://schemas.openxmlformats.org/drawingml/2006/main" noChangeAspect="1"/>
+            </wp:cNvGraphicFramePr>
+            <a:graphic xmlns:a="http://schemas.openxmlformats.org/drawingml/2006/main">
+              <a:graphicData uri="http://schemas.openxmlformats.org/drawingml/2006/picture">
+                <pic:pic xmlns:pic="http://schemas.openxmlformats.org/drawingml/2006/picture">
+                  <pic:nvPicPr>
+                    <pic:cNvPr id="0" name="Picture 9"/>
+                    <pic:cNvPicPr>
+                      <a:picLocks noChangeAspect="1" noChangeArrowheads="1"/>
+                    </pic:cNvPicPr>
+                  </pic:nvPicPr>
+                  <pic:blipFill>
+                    <a:blip r:embed="rId23">
+                      <a:extLst>
+                        <a:ext uri="{28A0092B-C50C-407E-A947-70E740481C1C}">
+                          <a14:useLocalDpi xmlns:a14="http://schemas.microsoft.com/office/drawing/2010/main" val="0"/>
+                        </a:ext>
+                      </a:extLst>
+                    </a:blip>
+                    <a:srcRect/>
+                    <a:stretch>
+                      <a:fillRect/>
+                    </a:stretch>
+                  </pic:blipFill>
+                  <pic:spPr bwMode="auto">
+                    <a:xfrm>
+                      <a:off x="0" y="0"/>
+                      <a:ext cx="6349488" cy="2863761"/>
+                    </a:xfrm>
+                    <a:prstGeom prst="rect">
+                      <a:avLst/>
+                    </a:prstGeom>
+                    <a:noFill/>
+                    <a:ln>
+                      <a:noFill/>
+                    </a:ln>
+                  </pic:spPr>
+                </pic:pic>
+              </a:graphicData>
+            </a:graphic>
+          </wp:inline>
+        </w:drawing>
+      </w:r>
+      <w:hyperlink r:id="rId24" w:history="1">
+        <w:r>
+          <w:rPr>
+            <w:rStyle w:val="Hyperlink"/>
+          </w:rPr>
+          <w:t>https://support.huawei.com/enterprise/en/doc/EDOC1100096311/299a5aeb/port-trunk-pvid-vlan</w:t>
+        </w:r>
+      </w:hyperlink>
+    </w:p>
+    <w:p/>
+    <w:p>
+      <w:pPr>
+        <w:rPr>
+          <w:b/>
+          <w:bCs/>
+          <w:noProof/>
+          <w:sz w:val="32"/>
+          <w:szCs w:val="32"/>
+        </w:rPr>
+      </w:pPr>
+      <w:r>
+        <w:rPr>
+          <w:b/>
+          <w:bCs/>
+          <w:noProof/>
+          <w:sz w:val="32"/>
+          <w:szCs w:val="32"/>
+        </w:rPr>
+        <w:t xml:space="preserve">Setting PVID of </w:t>
+      </w:r>
+      <w:r>
+        <w:rPr>
+          <w:b/>
+          <w:bCs/>
+          <w:noProof/>
+          <w:sz w:val="32"/>
+          <w:szCs w:val="32"/>
+        </w:rPr>
+        <w:t>hybrid</w:t>
+      </w:r>
+      <w:r>
+        <w:rPr>
+          <w:b/>
+          <w:bCs/>
+          <w:noProof/>
+          <w:sz w:val="32"/>
+          <w:szCs w:val="32"/>
+        </w:rPr>
+        <w:t xml:space="preserve"> port </w:t>
+      </w:r>
+    </w:p>
+    <w:p>
+      <w:r>
+        <w:rPr>
+          <w:noProof/>
+        </w:rPr>
+        <w:drawing>
+          <wp:inline distT="0" distB="0" distL="0" distR="0" wp14:anchorId="1443A650" wp14:editId="20DD6324">
+            <wp:extent cx="6832600" cy="3640455"/>
+            <wp:effectExtent l="0" t="0" r="6350" b="0"/>
+            <wp:docPr id="14" name="Picture 14"/>
+            <wp:cNvGraphicFramePr>
+              <a:graphicFrameLocks xmlns:a="http://schemas.openxmlformats.org/drawingml/2006/main" noChangeAspect="1"/>
+            </wp:cNvGraphicFramePr>
+            <a:graphic xmlns:a="http://schemas.openxmlformats.org/drawingml/2006/main">
+              <a:graphicData uri="http://schemas.openxmlformats.org/drawingml/2006/picture">
+                <pic:pic xmlns:pic="http://schemas.openxmlformats.org/drawingml/2006/picture">
+                  <pic:nvPicPr>
+                    <pic:cNvPr id="0" name="Picture 11"/>
+                    <pic:cNvPicPr>
+                      <a:picLocks noChangeAspect="1" noChangeArrowheads="1"/>
+                    </pic:cNvPicPr>
+                  </pic:nvPicPr>
+                  <pic:blipFill>
+                    <a:blip r:embed="rId25">
+                      <a:extLst>
+                        <a:ext uri="{28A0092B-C50C-407E-A947-70E740481C1C}">
+                          <a14:useLocalDpi xmlns:a14="http://schemas.microsoft.com/office/drawing/2010/main" val="0"/>
+                        </a:ext>
+                      </a:extLst>
+                    </a:blip>
+                    <a:srcRect/>
+                    <a:stretch>
+                      <a:fillRect/>
+                    </a:stretch>
+                  </pic:blipFill>
+                  <pic:spPr bwMode="auto">
+                    <a:xfrm>
+                      <a:off x="0" y="0"/>
+                      <a:ext cx="6832600" cy="3640455"/>
+                    </a:xfrm>
+                    <a:prstGeom prst="rect">
+                      <a:avLst/>
+                    </a:prstGeom>
+                    <a:noFill/>
+                    <a:ln>
+                      <a:noFill/>
+                    </a:ln>
+                  </pic:spPr>
+                </pic:pic>
+              </a:graphicData>
+            </a:graphic>
+          </wp:inline>
+        </w:drawing>
+      </w:r>
+      <w:hyperlink r:id="rId26" w:history="1">
+        <w:r>
+          <w:rPr>
+            <w:rStyle w:val="Hyperlink"/>
+          </w:rPr>
+          <w:t>https://support.huawei.com/enterprise/en/doc/DOC1000128405/1327376/port-hybrid-pvid-vlan</w:t>
+        </w:r>
+      </w:hyperlink>
+    </w:p>
+    <w:p/>
+    <w:p/>
+    <w:p/>
+    <w:p/>
+    <w:p/>
+    <w:p/>
+    <w:p/>
+    <w:p/>
+    <w:p/>
+    <w:p/>
+    <w:p/>
+    <w:p/>
     <w:sectPr>
-      <w:headerReference w:type="default" r:id="rId15"/>
+      <w:headerReference w:type="default" r:id="rId27"/>
       <w:pgSz w:w="11906" w:h="16838"/>
       <w:pgMar w:top="1440" w:right="566" w:bottom="1440" w:left="567" w:header="708" w:footer="708" w:gutter="0"/>
       <w:cols w:space="708"/>
@@ -1940,6 +2493,7 @@
   <w:style w:type="paragraph" w:default="1" w:styleId="Normal">
     <w:name w:val="Normal"/>
     <w:qFormat/>
+    <w:rsid w:val="00780C1D"/>
   </w:style>
   <w:style w:type="character" w:default="1" w:styleId="DefaultParagraphFont">
     <w:name w:val="Default Paragraph Font"/>
@@ -2022,6 +2576,29 @@
       <w:ind w:left="720"/>
       <w:contextualSpacing/>
     </w:pPr>
+  </w:style>
+  <w:style w:type="character" w:styleId="Hyperlink">
+    <w:name w:val="Hyperlink"/>
+    <w:basedOn w:val="DefaultParagraphFont"/>
+    <w:uiPriority w:val="99"/>
+    <w:unhideWhenUsed/>
+    <w:rsid w:val="00A608A1"/>
+    <w:rPr>
+      <w:color w:val="0563C1" w:themeColor="hyperlink"/>
+      <w:u w:val="single"/>
+    </w:rPr>
+  </w:style>
+  <w:style w:type="character" w:styleId="UnresolvedMention">
+    <w:name w:val="Unresolved Mention"/>
+    <w:basedOn w:val="DefaultParagraphFont"/>
+    <w:uiPriority w:val="99"/>
+    <w:semiHidden/>
+    <w:unhideWhenUsed/>
+    <w:rsid w:val="00A608A1"/>
+    <w:rPr>
+      <w:color w:val="605E5C"/>
+      <w:shd w:val="clear" w:color="auto" w:fill="E1DFDD"/>
+    </w:rPr>
   </w:style>
 </w:styles>
 </file>
